--- a/sparse-calibration-kt/IJIET_FINAL_REVISION/output/OJS_UPLOAD/Reproducible Sparse-Concept and Calibration Diagnostics for Knowledge Tracing_blind.docx
+++ b/sparse-calibration-kt/IJIET_FINAL_REVISION/output/OJS_UPLOAD/Reproducible Sparse-Concept and Calibration Diagnostics for Knowledge Tracing_blind.docx
@@ -11038,6 +11038,10 @@
     <w:p>
       <w:pPr>
         <w:pStyle w:val="Heading1"/>
+        <w:numPr>
+          <w:ilvl w:val="0"/>
+          <w:numId w:val="0"/>
+        </w:numPr>
         <w:spacing w:before="0"/>
       </w:pPr>
       <w:r>
@@ -14131,7 +14135,6 @@
               <w:pStyle w:val="figurecaption0"/>
             </w:pPr>
             <w:r>
-              <w:lastRenderedPageBreak/>
               <w:t>ASSISTments</w:t>
             </w:r>
           </w:p>
@@ -20167,11 +20170,7 @@
         <w:spacing w:line="252" w:lineRule="exact"/>
       </w:pPr>
       <w:r>
-        <w:t xml:space="preserve">This study is a secondary analysis of publicly released, de-identified benchmark educational datasets (ASSISTments 2012, Junyi Academy, and XES3G5M). No new human participants were recruited, no classroom intervention was conducted, and no attempt was made to re-identify learners. The work uses only records already released by the original </w:t>
-      </w:r>
-      <w:r>
-        <w:lastRenderedPageBreak/>
-        <w:t>dataset providers. The Junyi Academy dump is used under the provider’s CC BY-NC-SA 4.0 terms. This secondary analysis of publicly released de-identified logs is exempt from prospective human-subjects approval under the authors’ institutional rules for retrospective anonymized data; no IRB protocol number applies.</w:t>
+        <w:t>This study is a secondary analysis of publicly released, de-identified benchmark educational datasets (ASSISTments 2012, Junyi Academy, and XES3G5M). No new human participants were recruited, no classroom intervention was conducted, and no attempt was made to re-identify learners. The work uses only records already released by the original dataset providers. The Junyi Academy dump is used under the provider’s CC BY-NC-SA 4.0 terms. This secondary analysis of publicly released de-identified logs is exempt from prospective human-subjects approval under the authors’ institutional rules for retrospective anonymized data; no IRB protocol number applies.</w:t>
       </w:r>
     </w:p>
     <w:p>
@@ -20373,13 +20372,7 @@
         <w:rPr>
           <w:noProof/>
         </w:rPr>
-        <w:t xml:space="preserve">H. Nakagawa, Y. Iwasawa, and Y. Matsuo, “Graph-based Knowledge Tracing: Modeling student proficiency using graph neural network,” in </w:t>
-      </w:r>
-      <w:r>
-        <w:rPr>
-          <w:noProof/>
-        </w:rPr>
-        <w:t>Proc. IEEE/WIC/ACM International Conference on Web Intelligence, 2019, pp. 156–163. doi: 10.1145/3350546.3352513</w:t>
+        <w:t>H. Nakagawa, Y. Iwasawa, and Y. Matsuo, “Graph-based Knowledge Tracing: Modeling student proficiency using graph neural network,” in Proc. IEEE/WIC/ACM International Conference on Web Intelligence, 2019, pp. 156–163. doi: 10.1145/3350546.3352513</w:t>
       </w:r>
     </w:p>
     <w:p>
